--- a/PLANTILLA VISUALIZACIÓN DTC.docx
+++ b/PLANTILLA VISUALIZACIÓN DTC.docx
@@ -1418,9 +1418,9 @@
         <w:tblDescription w:val="Lista de atributos y valores"/>
       </w:tblPr>
       <w:tblGrid>
-        <w:gridCol w:w="4462"/>
-        <w:gridCol w:w="1943"/>
-        <w:gridCol w:w="3377"/>
+        <w:gridCol w:w="3930"/>
+        <w:gridCol w:w="2521"/>
+        <w:gridCol w:w="3331"/>
       </w:tblGrid>
       <w:tr>
         <w:trPr>
@@ -1590,14 +1590,14 @@
               <w:spacing w:after="160" w:line="259" w:lineRule="auto"/>
               <w:rPr>
                 <w:rFonts w:cstheme="minorHAnsi"/>
-                <w:sz w:val="16"/>
-                <w:szCs w:val="20"/>
-              </w:rPr>
-            </w:pPr>
-            <w:r>
-              <w:rPr>
-                <w:rFonts w:cstheme="minorHAnsi"/>
-                <w:sz w:val="16"/>
+                <w:sz w:val="20"/>
+                <w:szCs w:val="20"/>
+              </w:rPr>
+            </w:pPr>
+            <w:r>
+              <w:rPr>
+                <w:rFonts w:cstheme="minorHAnsi"/>
+                <w:sz w:val="20"/>
                 <w:szCs w:val="20"/>
               </w:rPr>
               <w:t>[[PUNTAJE_AREA_VERDE]]</w:t>
@@ -1614,14 +1614,14 @@
               <w:spacing w:after="160" w:line="259" w:lineRule="auto"/>
               <w:rPr>
                 <w:rFonts w:cstheme="minorHAnsi"/>
-                <w:sz w:val="16"/>
-                <w:szCs w:val="20"/>
-              </w:rPr>
-            </w:pPr>
-            <w:r>
-              <w:rPr>
-                <w:rFonts w:cstheme="minorHAnsi"/>
-                <w:sz w:val="16"/>
+                <w:sz w:val="20"/>
+                <w:szCs w:val="20"/>
+              </w:rPr>
+            </w:pPr>
+            <w:r>
+              <w:rPr>
+                <w:rFonts w:cstheme="minorHAnsi"/>
+                <w:sz w:val="20"/>
                 <w:szCs w:val="20"/>
               </w:rPr>
               <w:t>[[INTERVENCION_AREA_VERDE]]</w:t>
@@ -1667,6 +1667,14 @@
                 <w:szCs w:val="20"/>
               </w:rPr>
             </w:pPr>
+            <w:r>
+              <w:rPr>
+                <w:rFonts w:cstheme="minorHAnsi"/>
+                <w:sz w:val="20"/>
+                <w:szCs w:val="20"/>
+              </w:rPr>
+              <w:t>[[PUNTAJE_CIERRES]]</w:t>
+            </w:r>
           </w:p>
         </w:tc>
         <w:tc>
@@ -1681,6 +1689,14 @@
                 <w:szCs w:val="20"/>
               </w:rPr>
             </w:pPr>
+            <w:r>
+              <w:rPr>
+                <w:rFonts w:cstheme="minorHAnsi"/>
+                <w:sz w:val="20"/>
+                <w:szCs w:val="20"/>
+              </w:rPr>
+              <w:t>[[INTERVENCION_CIERRES]]</w:t>
+            </w:r>
           </w:p>
         </w:tc>
       </w:tr>
@@ -1722,6 +1738,14 @@
                 <w:szCs w:val="20"/>
               </w:rPr>
             </w:pPr>
+            <w:r>
+              <w:rPr>
+                <w:rFonts w:cstheme="minorHAnsi"/>
+                <w:sz w:val="20"/>
+                <w:szCs w:val="20"/>
+              </w:rPr>
+              <w:t>[[PUNTAJE_TECHUMBRE]]</w:t>
+            </w:r>
           </w:p>
         </w:tc>
         <w:tc>
@@ -1736,6 +1760,14 @@
                 <w:szCs w:val="20"/>
               </w:rPr>
             </w:pPr>
+            <w:r>
+              <w:rPr>
+                <w:rFonts w:cstheme="minorHAnsi"/>
+                <w:sz w:val="20"/>
+                <w:szCs w:val="20"/>
+              </w:rPr>
+              <w:t>[[INTERVENCION_TECHUMBRE]]</w:t>
+            </w:r>
           </w:p>
         </w:tc>
       </w:tr>
@@ -1777,6 +1809,14 @@
                 <w:szCs w:val="20"/>
               </w:rPr>
             </w:pPr>
+            <w:r>
+              <w:rPr>
+                <w:rFonts w:cstheme="minorHAnsi"/>
+                <w:sz w:val="20"/>
+                <w:szCs w:val="20"/>
+              </w:rPr>
+              <w:t>[[PUNTAJE_ASCENSORES]]</w:t>
+            </w:r>
           </w:p>
         </w:tc>
         <w:tc>
@@ -1791,6 +1831,14 @@
                 <w:szCs w:val="20"/>
               </w:rPr>
             </w:pPr>
+            <w:r>
+              <w:rPr>
+                <w:rFonts w:cstheme="minorHAnsi"/>
+                <w:sz w:val="20"/>
+                <w:szCs w:val="20"/>
+              </w:rPr>
+              <w:t>[[INTERVENCION_ASCENSORES]]</w:t>
+            </w:r>
           </w:p>
         </w:tc>
       </w:tr>
@@ -1832,6 +1880,14 @@
                 <w:szCs w:val="20"/>
               </w:rPr>
             </w:pPr>
+            <w:r>
+              <w:rPr>
+                <w:rFonts w:cstheme="minorHAnsi"/>
+                <w:sz w:val="20"/>
+                <w:szCs w:val="20"/>
+              </w:rPr>
+              <w:t>[[PUNTAJE_FACHADA]]</w:t>
+            </w:r>
           </w:p>
         </w:tc>
         <w:tc>
@@ -1846,6 +1902,14 @@
                 <w:szCs w:val="20"/>
               </w:rPr>
             </w:pPr>
+            <w:r>
+              <w:rPr>
+                <w:rFonts w:cstheme="minorHAnsi"/>
+                <w:sz w:val="20"/>
+                <w:szCs w:val="20"/>
+              </w:rPr>
+              <w:t>[[INTERVENCION_FACHADA]]</w:t>
+            </w:r>
           </w:p>
         </w:tc>
       </w:tr>
@@ -1887,6 +1951,14 @@
                 <w:szCs w:val="20"/>
               </w:rPr>
             </w:pPr>
+            <w:r>
+              <w:rPr>
+                <w:rFonts w:cstheme="minorHAnsi"/>
+                <w:sz w:val="20"/>
+                <w:szCs w:val="20"/>
+              </w:rPr>
+              <w:t>[[PUNTAJE_ILUMINACION]]</w:t>
+            </w:r>
           </w:p>
         </w:tc>
         <w:tc>
@@ -1901,6 +1973,14 @@
                 <w:szCs w:val="20"/>
               </w:rPr>
             </w:pPr>
+            <w:r>
+              <w:rPr>
+                <w:rFonts w:cstheme="minorHAnsi"/>
+                <w:sz w:val="20"/>
+                <w:szCs w:val="20"/>
+              </w:rPr>
+              <w:t>[[INTERVENCION_ILUMINACION]]</w:t>
+            </w:r>
           </w:p>
         </w:tc>
       </w:tr>
@@ -1942,6 +2022,14 @@
                 <w:szCs w:val="20"/>
               </w:rPr>
             </w:pPr>
+            <w:r>
+              <w:rPr>
+                <w:rFonts w:cstheme="minorHAnsi"/>
+                <w:sz w:val="20"/>
+                <w:szCs w:val="20"/>
+              </w:rPr>
+              <w:t>[[PUNTAJE_REDES]]</w:t>
+            </w:r>
           </w:p>
         </w:tc>
         <w:tc>
@@ -1956,6 +2044,14 @@
                 <w:szCs w:val="20"/>
               </w:rPr>
             </w:pPr>
+            <w:r>
+              <w:rPr>
+                <w:rFonts w:cstheme="minorHAnsi"/>
+                <w:sz w:val="20"/>
+                <w:szCs w:val="20"/>
+              </w:rPr>
+              <w:t>[[INTERVENCION_REDES]]</w:t>
+            </w:r>
           </w:p>
         </w:tc>
       </w:tr>
@@ -1997,6 +2093,14 @@
                 <w:szCs w:val="20"/>
               </w:rPr>
             </w:pPr>
+            <w:r>
+              <w:rPr>
+                <w:rFonts w:cstheme="minorHAnsi"/>
+                <w:sz w:val="20"/>
+                <w:szCs w:val="20"/>
+              </w:rPr>
+              <w:t>[[PUNTAJE_ACCESIBILIDAD]]</w:t>
+            </w:r>
           </w:p>
         </w:tc>
         <w:tc>
@@ -2011,6 +2115,1022 @@
                 <w:szCs w:val="20"/>
               </w:rPr>
             </w:pPr>
+            <w:r>
+              <w:rPr>
+                <w:rFonts w:cstheme="minorHAnsi"/>
+                <w:sz w:val="20"/>
+                <w:szCs w:val="20"/>
+              </w:rPr>
+              <w:t>[[INTERVENCION_A</w:t>
+            </w:r>
+            <w:r>
+              <w:rPr>
+                <w:rFonts w:cstheme="minorHAnsi"/>
+                <w:sz w:val="20"/>
+                <w:szCs w:val="20"/>
+              </w:rPr>
+              <w:t>CCE</w:t>
+            </w:r>
+            <w:r>
+              <w:rPr>
+                <w:rFonts w:cstheme="minorHAnsi"/>
+                <w:sz w:val="20"/>
+                <w:szCs w:val="20"/>
+              </w:rPr>
+              <w:t>SIBILIDAD]]</w:t>
+            </w:r>
+          </w:p>
+        </w:tc>
+      </w:tr>
+    </w:tbl>
+    <w:p>
+      <w:pPr>
+        <w:rPr>
+          <w:rFonts w:cstheme="minorHAnsi"/>
+          <w:sz w:val="20"/>
+          <w:szCs w:val="20"/>
+        </w:rPr>
+      </w:pPr>
+    </w:p>
+    <w:tbl>
+      <w:tblPr>
+        <w:tblStyle w:val="Tablaconcuadrcula"/>
+        <w:tblW w:w="6380" w:type="dxa"/>
+        <w:tblInd w:w="-431" w:type="dxa"/>
+        <w:tblLook w:val="04A0" w:firstRow="1" w:lastRow="0" w:firstColumn="1" w:lastColumn="0" w:noHBand="0" w:noVBand="1"/>
+        <w:tblDescription w:val="Lista de atributos y valores"/>
+      </w:tblPr>
+      <w:tblGrid>
+        <w:gridCol w:w="3970"/>
+        <w:gridCol w:w="2656"/>
+      </w:tblGrid>
+      <w:tr>
+        <w:trPr>
+          <w:trHeight w:val="488"/>
+        </w:trPr>
+        <w:tc>
+          <w:tcPr>
+            <w:tcW w:w="3970" w:type="dxa"/>
+          </w:tcPr>
+          <w:p>
+            <w:pPr>
+              <w:rPr>
+                <w:rFonts w:cstheme="minorHAnsi"/>
+                <w:b/>
+                <w:sz w:val="20"/>
+                <w:szCs w:val="20"/>
+              </w:rPr>
+            </w:pPr>
+            <w:r>
+              <w:rPr>
+                <w:rFonts w:cstheme="minorHAnsi"/>
+                <w:b/>
+                <w:sz w:val="20"/>
+                <w:szCs w:val="20"/>
+              </w:rPr>
+              <w:t>V</w:t>
+            </w:r>
+            <w:r>
+              <w:rPr>
+                <w:rFonts w:cstheme="minorHAnsi"/>
+                <w:b/>
+                <w:sz w:val="20"/>
+                <w:szCs w:val="20"/>
+              </w:rPr>
+              <w:t>. INCREMENTOS SELECCIONADOS (SI)</w:t>
+            </w:r>
+          </w:p>
+        </w:tc>
+        <w:tc>
+          <w:tcPr>
+            <w:tcW w:w="2410" w:type="dxa"/>
+          </w:tcPr>
+          <w:p>
+            <w:pPr>
+              <w:jc w:val="center"/>
+              <w:rPr>
+                <w:rFonts w:cstheme="minorHAnsi"/>
+                <w:b/>
+                <w:sz w:val="20"/>
+                <w:szCs w:val="20"/>
+              </w:rPr>
+            </w:pPr>
+          </w:p>
+        </w:tc>
+      </w:tr>
+      <w:tr>
+        <w:trPr>
+          <w:trHeight w:val="488"/>
+        </w:trPr>
+        <w:tc>
+          <w:tcPr>
+            <w:tcW w:w="3970" w:type="dxa"/>
+            <w:noWrap/>
+            <w:hideMark/>
+          </w:tcPr>
+          <w:p>
+            <w:pPr>
+              <w:rPr>
+                <w:rFonts w:ascii="Calibri" w:eastAsia="Times New Roman" w:hAnsi="Calibri" w:cs="Calibri"/>
+                <w:color w:val="000000"/>
+                <w:sz w:val="20"/>
+                <w:szCs w:val="20"/>
+                <w:lang w:eastAsia="es-CL"/>
+              </w:rPr>
+            </w:pPr>
+            <w:r>
+              <w:rPr>
+                <w:rFonts w:ascii="Calibri" w:eastAsia="Times New Roman" w:hAnsi="Calibri" w:cs="Calibri"/>
+                <w:color w:val="000000"/>
+                <w:sz w:val="20"/>
+                <w:szCs w:val="20"/>
+                <w:lang w:eastAsia="es-CL"/>
+              </w:rPr>
+              <w:t>Plagas</w:t>
+            </w:r>
+          </w:p>
+        </w:tc>
+        <w:tc>
+          <w:tcPr>
+            <w:tcW w:w="2410" w:type="dxa"/>
+          </w:tcPr>
+          <w:p>
+            <w:pPr>
+              <w:rPr>
+                <w:rFonts w:ascii="Calibri" w:eastAsia="Times New Roman" w:hAnsi="Calibri" w:cs="Calibri"/>
+                <w:color w:val="000000"/>
+                <w:sz w:val="24"/>
+                <w:szCs w:val="24"/>
+                <w:lang w:eastAsia="es-CL"/>
+              </w:rPr>
+            </w:pPr>
+            <w:r>
+              <w:rPr>
+                <w:rFonts w:ascii="Calibri" w:eastAsia="Times New Roman" w:hAnsi="Calibri" w:cs="Calibri"/>
+                <w:color w:val="000000"/>
+                <w:sz w:val="24"/>
+                <w:szCs w:val="24"/>
+                <w:lang w:eastAsia="es-CL"/>
+              </w:rPr>
+              <w:t>[[PLAGAS]]</w:t>
+            </w:r>
+          </w:p>
+        </w:tc>
+      </w:tr>
+      <w:tr>
+        <w:trPr>
+          <w:trHeight w:val="488"/>
+        </w:trPr>
+        <w:tc>
+          <w:tcPr>
+            <w:tcW w:w="3970" w:type="dxa"/>
+            <w:noWrap/>
+            <w:hideMark/>
+          </w:tcPr>
+          <w:p>
+            <w:pPr>
+              <w:rPr>
+                <w:rFonts w:ascii="Calibri" w:eastAsia="Times New Roman" w:hAnsi="Calibri" w:cs="Calibri"/>
+                <w:color w:val="000000"/>
+                <w:sz w:val="20"/>
+                <w:szCs w:val="20"/>
+                <w:lang w:eastAsia="es-CL"/>
+              </w:rPr>
+            </w:pPr>
+            <w:r>
+              <w:rPr>
+                <w:rFonts w:ascii="Calibri" w:eastAsia="Times New Roman" w:hAnsi="Calibri" w:cs="Calibri"/>
+                <w:color w:val="000000"/>
+                <w:sz w:val="20"/>
+                <w:szCs w:val="20"/>
+                <w:lang w:eastAsia="es-CL"/>
+              </w:rPr>
+              <w:t>Asbesto cemento cubierta</w:t>
+            </w:r>
+          </w:p>
+        </w:tc>
+        <w:tc>
+          <w:tcPr>
+            <w:tcW w:w="2410" w:type="dxa"/>
+          </w:tcPr>
+          <w:p>
+            <w:pPr>
+              <w:rPr>
+                <w:rFonts w:ascii="Calibri" w:eastAsia="Times New Roman" w:hAnsi="Calibri" w:cs="Calibri"/>
+                <w:color w:val="000000"/>
+                <w:sz w:val="24"/>
+                <w:szCs w:val="24"/>
+                <w:lang w:eastAsia="es-CL"/>
+              </w:rPr>
+            </w:pPr>
+            <w:r>
+              <w:rPr>
+                <w:rFonts w:ascii="Calibri" w:eastAsia="Times New Roman" w:hAnsi="Calibri" w:cs="Calibri"/>
+                <w:color w:val="000000"/>
+                <w:sz w:val="24"/>
+                <w:szCs w:val="24"/>
+                <w:lang w:eastAsia="es-CL"/>
+              </w:rPr>
+              <w:t>[[ASBELTO_CUBIERTA]]</w:t>
+            </w:r>
+          </w:p>
+        </w:tc>
+      </w:tr>
+      <w:tr>
+        <w:trPr>
+          <w:trHeight w:val="488"/>
+        </w:trPr>
+        <w:tc>
+          <w:tcPr>
+            <w:tcW w:w="3970" w:type="dxa"/>
+            <w:noWrap/>
+            <w:hideMark/>
+          </w:tcPr>
+          <w:p>
+            <w:pPr>
+              <w:rPr>
+                <w:rFonts w:ascii="Calibri" w:eastAsia="Times New Roman" w:hAnsi="Calibri" w:cs="Calibri"/>
+                <w:color w:val="000000"/>
+                <w:sz w:val="20"/>
+                <w:szCs w:val="20"/>
+                <w:lang w:eastAsia="es-CL"/>
+              </w:rPr>
+            </w:pPr>
+            <w:r>
+              <w:rPr>
+                <w:rFonts w:ascii="Calibri" w:eastAsia="Times New Roman" w:hAnsi="Calibri" w:cs="Calibri"/>
+                <w:color w:val="000000"/>
+                <w:sz w:val="20"/>
+                <w:szCs w:val="20"/>
+                <w:lang w:eastAsia="es-CL"/>
+              </w:rPr>
+              <w:t>Asbesto cemento fachada</w:t>
+            </w:r>
+          </w:p>
+        </w:tc>
+        <w:tc>
+          <w:tcPr>
+            <w:tcW w:w="2410" w:type="dxa"/>
+          </w:tcPr>
+          <w:p>
+            <w:pPr>
+              <w:rPr>
+                <w:rFonts w:ascii="Calibri" w:eastAsia="Times New Roman" w:hAnsi="Calibri" w:cs="Calibri"/>
+                <w:color w:val="000000"/>
+                <w:sz w:val="24"/>
+                <w:szCs w:val="24"/>
+                <w:lang w:eastAsia="es-CL"/>
+              </w:rPr>
+            </w:pPr>
+            <w:r>
+              <w:rPr>
+                <w:rFonts w:ascii="Calibri" w:eastAsia="Times New Roman" w:hAnsi="Calibri" w:cs="Calibri"/>
+                <w:color w:val="000000"/>
+                <w:sz w:val="24"/>
+                <w:szCs w:val="24"/>
+                <w:lang w:eastAsia="es-CL"/>
+              </w:rPr>
+              <w:t>[[ASBELTO_FACHADA]]</w:t>
+            </w:r>
+          </w:p>
+        </w:tc>
+      </w:tr>
+      <w:tr>
+        <w:trPr>
+          <w:trHeight w:val="488"/>
+        </w:trPr>
+        <w:tc>
+          <w:tcPr>
+            <w:tcW w:w="3970" w:type="dxa"/>
+            <w:noWrap/>
+            <w:hideMark/>
+          </w:tcPr>
+          <w:p>
+            <w:pPr>
+              <w:rPr>
+                <w:rFonts w:ascii="Calibri" w:eastAsia="Times New Roman" w:hAnsi="Calibri" w:cs="Calibri"/>
+                <w:color w:val="000000"/>
+                <w:sz w:val="20"/>
+                <w:szCs w:val="20"/>
+                <w:lang w:eastAsia="es-CL"/>
+              </w:rPr>
+            </w:pPr>
+            <w:r>
+              <w:rPr>
+                <w:rFonts w:ascii="Calibri" w:eastAsia="Times New Roman" w:hAnsi="Calibri" w:cs="Calibri"/>
+                <w:color w:val="000000"/>
+                <w:sz w:val="20"/>
+                <w:szCs w:val="20"/>
+                <w:lang w:eastAsia="es-CL"/>
+              </w:rPr>
+              <w:t>Asbesto cemento logia</w:t>
+            </w:r>
+          </w:p>
+        </w:tc>
+        <w:tc>
+          <w:tcPr>
+            <w:tcW w:w="2410" w:type="dxa"/>
+          </w:tcPr>
+          <w:p>
+            <w:pPr>
+              <w:rPr>
+                <w:rFonts w:ascii="Calibri" w:eastAsia="Times New Roman" w:hAnsi="Calibri" w:cs="Calibri"/>
+                <w:color w:val="000000"/>
+                <w:sz w:val="24"/>
+                <w:szCs w:val="24"/>
+                <w:lang w:eastAsia="es-CL"/>
+              </w:rPr>
+            </w:pPr>
+            <w:r>
+              <w:rPr>
+                <w:rFonts w:ascii="Calibri" w:eastAsia="Times New Roman" w:hAnsi="Calibri" w:cs="Calibri"/>
+                <w:color w:val="000000"/>
+                <w:sz w:val="24"/>
+                <w:szCs w:val="24"/>
+                <w:lang w:eastAsia="es-CL"/>
+              </w:rPr>
+              <w:t>[[ASBELTO_LOGGIA]]</w:t>
+            </w:r>
+          </w:p>
+        </w:tc>
+      </w:tr>
+      <w:tr>
+        <w:trPr>
+          <w:trHeight w:val="488"/>
+        </w:trPr>
+        <w:tc>
+          <w:tcPr>
+            <w:tcW w:w="3970" w:type="dxa"/>
+            <w:noWrap/>
+            <w:hideMark/>
+          </w:tcPr>
+          <w:p>
+            <w:pPr>
+              <w:rPr>
+                <w:rFonts w:ascii="Calibri" w:eastAsia="Times New Roman" w:hAnsi="Calibri" w:cs="Calibri"/>
+                <w:color w:val="000000"/>
+                <w:sz w:val="20"/>
+                <w:szCs w:val="20"/>
+                <w:lang w:eastAsia="es-CL"/>
+              </w:rPr>
+            </w:pPr>
+            <w:r>
+              <w:rPr>
+                <w:rFonts w:ascii="Calibri" w:eastAsia="Times New Roman" w:hAnsi="Calibri" w:cs="Calibri"/>
+                <w:color w:val="000000"/>
+                <w:sz w:val="20"/>
+                <w:szCs w:val="20"/>
+                <w:lang w:eastAsia="es-CL"/>
+              </w:rPr>
+              <w:lastRenderedPageBreak/>
+              <w:t>Asbesto cemento redes Sanitarias</w:t>
+            </w:r>
+          </w:p>
+        </w:tc>
+        <w:tc>
+          <w:tcPr>
+            <w:tcW w:w="2410" w:type="dxa"/>
+          </w:tcPr>
+          <w:p>
+            <w:pPr>
+              <w:rPr>
+                <w:rFonts w:ascii="Calibri" w:eastAsia="Times New Roman" w:hAnsi="Calibri" w:cs="Calibri"/>
+                <w:color w:val="000000"/>
+                <w:sz w:val="24"/>
+                <w:szCs w:val="24"/>
+                <w:lang w:eastAsia="es-CL"/>
+              </w:rPr>
+            </w:pPr>
+            <w:r>
+              <w:rPr>
+                <w:rFonts w:ascii="Calibri" w:eastAsia="Times New Roman" w:hAnsi="Calibri" w:cs="Calibri"/>
+                <w:color w:val="000000"/>
+                <w:sz w:val="24"/>
+                <w:szCs w:val="24"/>
+                <w:lang w:eastAsia="es-CL"/>
+              </w:rPr>
+              <w:t>[[ASBELTO_</w:t>
+            </w:r>
+            <w:r>
+              <w:rPr>
+                <w:rFonts w:ascii="Calibri" w:eastAsia="Times New Roman" w:hAnsi="Calibri" w:cs="Calibri"/>
+                <w:color w:val="000000"/>
+                <w:sz w:val="24"/>
+                <w:szCs w:val="24"/>
+                <w:lang w:eastAsia="es-CL"/>
+              </w:rPr>
+              <w:t>REDES</w:t>
+            </w:r>
+            <w:r>
+              <w:rPr>
+                <w:rFonts w:ascii="Calibri" w:eastAsia="Times New Roman" w:hAnsi="Calibri" w:cs="Calibri"/>
+                <w:color w:val="000000"/>
+                <w:sz w:val="24"/>
+                <w:szCs w:val="24"/>
+                <w:lang w:eastAsia="es-CL"/>
+              </w:rPr>
+              <w:t>]]</w:t>
+            </w:r>
+          </w:p>
+        </w:tc>
+      </w:tr>
+      <w:tr>
+        <w:trPr>
+          <w:trHeight w:val="488"/>
+        </w:trPr>
+        <w:tc>
+          <w:tcPr>
+            <w:tcW w:w="3970" w:type="dxa"/>
+            <w:noWrap/>
+            <w:hideMark/>
+          </w:tcPr>
+          <w:p>
+            <w:pPr>
+              <w:rPr>
+                <w:rFonts w:ascii="Calibri" w:eastAsia="Times New Roman" w:hAnsi="Calibri" w:cs="Calibri"/>
+                <w:color w:val="000000"/>
+                <w:sz w:val="20"/>
+                <w:szCs w:val="20"/>
+                <w:lang w:eastAsia="es-CL"/>
+              </w:rPr>
+            </w:pPr>
+            <w:r>
+              <w:rPr>
+                <w:rFonts w:ascii="Calibri" w:eastAsia="Times New Roman" w:hAnsi="Calibri" w:cs="Calibri"/>
+                <w:color w:val="000000"/>
+                <w:sz w:val="20"/>
+                <w:szCs w:val="20"/>
+                <w:lang w:eastAsia="es-CL"/>
+              </w:rPr>
+              <w:t>Riesgo con Grave Deterioro Redes</w:t>
+            </w:r>
+          </w:p>
+        </w:tc>
+        <w:tc>
+          <w:tcPr>
+            <w:tcW w:w="2410" w:type="dxa"/>
+          </w:tcPr>
+          <w:p>
+            <w:pPr>
+              <w:rPr>
+                <w:rFonts w:ascii="Calibri" w:eastAsia="Times New Roman" w:hAnsi="Calibri" w:cs="Calibri"/>
+                <w:color w:val="000000"/>
+                <w:sz w:val="24"/>
+                <w:szCs w:val="24"/>
+                <w:lang w:eastAsia="es-CL"/>
+              </w:rPr>
+            </w:pPr>
+            <w:r>
+              <w:rPr>
+                <w:rFonts w:ascii="Calibri" w:eastAsia="Times New Roman" w:hAnsi="Calibri" w:cs="Calibri"/>
+                <w:color w:val="000000"/>
+                <w:sz w:val="24"/>
+                <w:szCs w:val="24"/>
+                <w:lang w:eastAsia="es-CL"/>
+              </w:rPr>
+              <w:t>[[</w:t>
+            </w:r>
+            <w:r>
+              <w:rPr>
+                <w:rFonts w:ascii="Calibri" w:eastAsia="Times New Roman" w:hAnsi="Calibri" w:cs="Calibri"/>
+                <w:color w:val="000000"/>
+                <w:sz w:val="24"/>
+                <w:szCs w:val="24"/>
+                <w:lang w:eastAsia="es-CL"/>
+              </w:rPr>
+              <w:t>RIESGO_REDES</w:t>
+            </w:r>
+            <w:r>
+              <w:rPr>
+                <w:rFonts w:ascii="Calibri" w:eastAsia="Times New Roman" w:hAnsi="Calibri" w:cs="Calibri"/>
+                <w:color w:val="000000"/>
+                <w:sz w:val="24"/>
+                <w:szCs w:val="24"/>
+                <w:lang w:eastAsia="es-CL"/>
+              </w:rPr>
+              <w:t>]]</w:t>
+            </w:r>
+          </w:p>
+        </w:tc>
+      </w:tr>
+      <w:tr>
+        <w:trPr>
+          <w:trHeight w:val="488"/>
+        </w:trPr>
+        <w:tc>
+          <w:tcPr>
+            <w:tcW w:w="3970" w:type="dxa"/>
+            <w:noWrap/>
+            <w:hideMark/>
+          </w:tcPr>
+          <w:p>
+            <w:pPr>
+              <w:rPr>
+                <w:rFonts w:ascii="Calibri" w:eastAsia="Times New Roman" w:hAnsi="Calibri" w:cs="Calibri"/>
+                <w:color w:val="000000"/>
+                <w:sz w:val="20"/>
+                <w:szCs w:val="20"/>
+                <w:lang w:eastAsia="es-CL"/>
+              </w:rPr>
+            </w:pPr>
+            <w:r>
+              <w:rPr>
+                <w:rFonts w:ascii="Calibri" w:eastAsia="Times New Roman" w:hAnsi="Calibri" w:cs="Calibri"/>
+                <w:color w:val="000000"/>
+                <w:sz w:val="20"/>
+                <w:szCs w:val="20"/>
+                <w:lang w:eastAsia="es-CL"/>
+              </w:rPr>
+              <w:t>Riesgo con Grave Deterioro Estructuras</w:t>
+            </w:r>
+          </w:p>
+        </w:tc>
+        <w:tc>
+          <w:tcPr>
+            <w:tcW w:w="2410" w:type="dxa"/>
+          </w:tcPr>
+          <w:p>
+            <w:pPr>
+              <w:rPr>
+                <w:rFonts w:ascii="Calibri" w:eastAsia="Times New Roman" w:hAnsi="Calibri" w:cs="Calibri"/>
+                <w:color w:val="000000"/>
+                <w:sz w:val="24"/>
+                <w:szCs w:val="24"/>
+                <w:lang w:eastAsia="es-CL"/>
+              </w:rPr>
+            </w:pPr>
+            <w:r>
+              <w:rPr>
+                <w:rFonts w:ascii="Calibri" w:eastAsia="Times New Roman" w:hAnsi="Calibri" w:cs="Calibri"/>
+                <w:color w:val="000000"/>
+                <w:sz w:val="24"/>
+                <w:szCs w:val="24"/>
+                <w:lang w:eastAsia="es-CL"/>
+              </w:rPr>
+              <w:t>[[RIESGO_</w:t>
+            </w:r>
+            <w:r>
+              <w:rPr>
+                <w:rFonts w:ascii="Calibri" w:eastAsia="Times New Roman" w:hAnsi="Calibri" w:cs="Calibri"/>
+                <w:color w:val="000000"/>
+                <w:sz w:val="24"/>
+                <w:szCs w:val="24"/>
+                <w:lang w:eastAsia="es-CL"/>
+              </w:rPr>
+              <w:t>ESTRUCTURA</w:t>
+            </w:r>
+            <w:r>
+              <w:rPr>
+                <w:rFonts w:ascii="Calibri" w:eastAsia="Times New Roman" w:hAnsi="Calibri" w:cs="Calibri"/>
+                <w:color w:val="000000"/>
+                <w:sz w:val="24"/>
+                <w:szCs w:val="24"/>
+                <w:lang w:eastAsia="es-CL"/>
+              </w:rPr>
+              <w:t>]]</w:t>
+            </w:r>
+          </w:p>
+        </w:tc>
+      </w:tr>
+      <w:tr>
+        <w:trPr>
+          <w:trHeight w:val="488"/>
+        </w:trPr>
+        <w:tc>
+          <w:tcPr>
+            <w:tcW w:w="3970" w:type="dxa"/>
+            <w:noWrap/>
+            <w:hideMark/>
+          </w:tcPr>
+          <w:p>
+            <w:pPr>
+              <w:rPr>
+                <w:rFonts w:ascii="Calibri" w:eastAsia="Times New Roman" w:hAnsi="Calibri" w:cs="Calibri"/>
+                <w:color w:val="000000"/>
+                <w:sz w:val="20"/>
+                <w:szCs w:val="20"/>
+                <w:lang w:eastAsia="es-CL"/>
+              </w:rPr>
+            </w:pPr>
+            <w:r>
+              <w:rPr>
+                <w:rFonts w:ascii="Calibri" w:eastAsia="Times New Roman" w:hAnsi="Calibri" w:cs="Calibri"/>
+                <w:color w:val="000000"/>
+                <w:sz w:val="20"/>
+                <w:szCs w:val="20"/>
+                <w:lang w:eastAsia="es-CL"/>
+              </w:rPr>
+              <w:t>Riesgo con Grave Deterioro Estructuras Escaleras</w:t>
+            </w:r>
+          </w:p>
+        </w:tc>
+        <w:tc>
+          <w:tcPr>
+            <w:tcW w:w="2410" w:type="dxa"/>
+          </w:tcPr>
+          <w:p>
+            <w:pPr>
+              <w:rPr>
+                <w:rFonts w:ascii="Calibri" w:eastAsia="Times New Roman" w:hAnsi="Calibri" w:cs="Calibri"/>
+                <w:color w:val="000000"/>
+                <w:sz w:val="24"/>
+                <w:szCs w:val="24"/>
+                <w:lang w:eastAsia="es-CL"/>
+              </w:rPr>
+            </w:pPr>
+            <w:r>
+              <w:rPr>
+                <w:rFonts w:ascii="Calibri" w:eastAsia="Times New Roman" w:hAnsi="Calibri" w:cs="Calibri"/>
+                <w:color w:val="000000"/>
+                <w:sz w:val="24"/>
+                <w:szCs w:val="24"/>
+                <w:lang w:eastAsia="es-CL"/>
+              </w:rPr>
+              <w:t>[[RIESGO_</w:t>
+            </w:r>
+            <w:r>
+              <w:rPr>
+                <w:rFonts w:ascii="Calibri" w:eastAsia="Times New Roman" w:hAnsi="Calibri" w:cs="Calibri"/>
+                <w:color w:val="000000"/>
+                <w:sz w:val="24"/>
+                <w:szCs w:val="24"/>
+                <w:lang w:eastAsia="es-CL"/>
+              </w:rPr>
+              <w:t>ESCALERAS</w:t>
+            </w:r>
+            <w:r>
+              <w:rPr>
+                <w:rFonts w:ascii="Calibri" w:eastAsia="Times New Roman" w:hAnsi="Calibri" w:cs="Calibri"/>
+                <w:color w:val="000000"/>
+                <w:sz w:val="24"/>
+                <w:szCs w:val="24"/>
+                <w:lang w:eastAsia="es-CL"/>
+              </w:rPr>
+              <w:t>]]</w:t>
+            </w:r>
+          </w:p>
+        </w:tc>
+      </w:tr>
+      <w:tr>
+        <w:trPr>
+          <w:trHeight w:val="488"/>
+        </w:trPr>
+        <w:tc>
+          <w:tcPr>
+            <w:tcW w:w="3970" w:type="dxa"/>
+            <w:noWrap/>
+            <w:hideMark/>
+          </w:tcPr>
+          <w:p>
+            <w:pPr>
+              <w:rPr>
+                <w:rFonts w:ascii="Calibri" w:eastAsia="Times New Roman" w:hAnsi="Calibri" w:cs="Calibri"/>
+                <w:color w:val="000000"/>
+                <w:sz w:val="20"/>
+                <w:szCs w:val="20"/>
+                <w:lang w:eastAsia="es-CL"/>
+              </w:rPr>
+            </w:pPr>
+            <w:r>
+              <w:rPr>
+                <w:rFonts w:ascii="Calibri" w:eastAsia="Times New Roman" w:hAnsi="Calibri" w:cs="Calibri"/>
+                <w:color w:val="000000"/>
+                <w:sz w:val="20"/>
+                <w:szCs w:val="20"/>
+                <w:lang w:eastAsia="es-CL"/>
+              </w:rPr>
+              <w:t>Riesgo con Grave Deterioro Estructuras techumbre</w:t>
+            </w:r>
+          </w:p>
+        </w:tc>
+        <w:tc>
+          <w:tcPr>
+            <w:tcW w:w="2410" w:type="dxa"/>
+          </w:tcPr>
+          <w:p>
+            <w:pPr>
+              <w:rPr>
+                <w:rFonts w:ascii="Calibri" w:eastAsia="Times New Roman" w:hAnsi="Calibri" w:cs="Calibri"/>
+                <w:color w:val="000000"/>
+                <w:sz w:val="24"/>
+                <w:szCs w:val="24"/>
+                <w:lang w:eastAsia="es-CL"/>
+              </w:rPr>
+            </w:pPr>
+            <w:r>
+              <w:rPr>
+                <w:rFonts w:ascii="Calibri" w:eastAsia="Times New Roman" w:hAnsi="Calibri" w:cs="Calibri"/>
+                <w:color w:val="000000"/>
+                <w:sz w:val="24"/>
+                <w:szCs w:val="24"/>
+                <w:lang w:eastAsia="es-CL"/>
+              </w:rPr>
+              <w:t>[[RIESGO_</w:t>
+            </w:r>
+            <w:r>
+              <w:rPr>
+                <w:rFonts w:ascii="Calibri" w:eastAsia="Times New Roman" w:hAnsi="Calibri" w:cs="Calibri"/>
+                <w:color w:val="000000"/>
+                <w:sz w:val="24"/>
+                <w:szCs w:val="24"/>
+                <w:lang w:eastAsia="es-CL"/>
+              </w:rPr>
+              <w:t>TECHUMBRE</w:t>
+            </w:r>
+            <w:r>
+              <w:rPr>
+                <w:rFonts w:ascii="Calibri" w:eastAsia="Times New Roman" w:hAnsi="Calibri" w:cs="Calibri"/>
+                <w:color w:val="000000"/>
+                <w:sz w:val="24"/>
+                <w:szCs w:val="24"/>
+                <w:lang w:eastAsia="es-CL"/>
+              </w:rPr>
+              <w:t>]]</w:t>
+            </w:r>
+          </w:p>
+        </w:tc>
+      </w:tr>
+      <w:tr>
+        <w:trPr>
+          <w:trHeight w:val="489"/>
+        </w:trPr>
+        <w:tc>
+          <w:tcPr>
+            <w:tcW w:w="3970" w:type="dxa"/>
+            <w:noWrap/>
+            <w:hideMark/>
+          </w:tcPr>
+          <w:p>
+            <w:pPr>
+              <w:rPr>
+                <w:rFonts w:ascii="Calibri" w:eastAsia="Times New Roman" w:hAnsi="Calibri" w:cs="Calibri"/>
+                <w:color w:val="000000"/>
+                <w:sz w:val="20"/>
+                <w:szCs w:val="20"/>
+                <w:lang w:eastAsia="es-CL"/>
+              </w:rPr>
+            </w:pPr>
+            <w:r>
+              <w:rPr>
+                <w:rFonts w:ascii="Calibri" w:eastAsia="Times New Roman" w:hAnsi="Calibri" w:cs="Calibri"/>
+                <w:color w:val="000000"/>
+                <w:sz w:val="20"/>
+                <w:szCs w:val="20"/>
+                <w:lang w:eastAsia="es-CL"/>
+              </w:rPr>
+              <w:t>Regularización</w:t>
+            </w:r>
+          </w:p>
+        </w:tc>
+        <w:tc>
+          <w:tcPr>
+            <w:tcW w:w="2410" w:type="dxa"/>
+          </w:tcPr>
+          <w:p>
+            <w:pPr>
+              <w:rPr>
+                <w:rFonts w:ascii="Calibri" w:eastAsia="Times New Roman" w:hAnsi="Calibri" w:cs="Calibri"/>
+                <w:color w:val="000000"/>
+                <w:sz w:val="24"/>
+                <w:szCs w:val="24"/>
+                <w:lang w:eastAsia="es-CL"/>
+              </w:rPr>
+            </w:pPr>
+            <w:r>
+              <w:rPr>
+                <w:rFonts w:ascii="Calibri" w:eastAsia="Times New Roman" w:hAnsi="Calibri" w:cs="Calibri"/>
+                <w:color w:val="000000"/>
+                <w:sz w:val="24"/>
+                <w:szCs w:val="24"/>
+                <w:lang w:eastAsia="es-CL"/>
+              </w:rPr>
+              <w:t>[[</w:t>
+            </w:r>
+            <w:r>
+              <w:rPr>
+                <w:rFonts w:ascii="Calibri" w:eastAsia="Times New Roman" w:hAnsi="Calibri" w:cs="Calibri"/>
+                <w:color w:val="000000"/>
+                <w:sz w:val="24"/>
+                <w:szCs w:val="24"/>
+                <w:lang w:eastAsia="es-CL"/>
+              </w:rPr>
+              <w:t>REGULACION</w:t>
+            </w:r>
+            <w:r>
+              <w:rPr>
+                <w:rFonts w:ascii="Calibri" w:eastAsia="Times New Roman" w:hAnsi="Calibri" w:cs="Calibri"/>
+                <w:color w:val="000000"/>
+                <w:sz w:val="24"/>
+                <w:szCs w:val="24"/>
+                <w:lang w:eastAsia="es-CL"/>
+              </w:rPr>
+              <w:t>]]</w:t>
+            </w:r>
+          </w:p>
+        </w:tc>
+      </w:tr>
+    </w:tbl>
+    <w:p>
+      <w:pPr>
+        <w:rPr>
+          <w:rFonts w:cstheme="minorHAnsi"/>
+          <w:sz w:val="20"/>
+          <w:szCs w:val="20"/>
+        </w:rPr>
+      </w:pPr>
+    </w:p>
+    <w:tbl>
+      <w:tblPr>
+        <w:tblStyle w:val="Tablaconcuadrcula"/>
+        <w:tblW w:w="6380" w:type="dxa"/>
+        <w:tblInd w:w="-431" w:type="dxa"/>
+        <w:tblLook w:val="04A0" w:firstRow="1" w:lastRow="0" w:firstColumn="1" w:lastColumn="0" w:noHBand="0" w:noVBand="1"/>
+        <w:tblDescription w:val="Lista de atributos y valores"/>
+      </w:tblPr>
+      <w:tblGrid>
+        <w:gridCol w:w="3441"/>
+        <w:gridCol w:w="2939"/>
+      </w:tblGrid>
+      <w:tr>
+        <w:trPr>
+          <w:trHeight w:val="130"/>
+        </w:trPr>
+        <w:tc>
+          <w:tcPr>
+            <w:tcW w:w="3970" w:type="dxa"/>
+          </w:tcPr>
+          <w:p>
+            <w:pPr>
+              <w:rPr>
+                <w:rFonts w:cstheme="minorHAnsi"/>
+                <w:b/>
+                <w:sz w:val="20"/>
+                <w:szCs w:val="20"/>
+              </w:rPr>
+            </w:pPr>
+            <w:r>
+              <w:rPr>
+                <w:rFonts w:cstheme="minorHAnsi"/>
+                <w:b/>
+                <w:sz w:val="20"/>
+                <w:szCs w:val="20"/>
+              </w:rPr>
+              <w:t>V</w:t>
+            </w:r>
+            <w:r>
+              <w:rPr>
+                <w:rFonts w:cstheme="minorHAnsi"/>
+                <w:b/>
+                <w:sz w:val="20"/>
+                <w:szCs w:val="20"/>
+              </w:rPr>
+              <w:t>I. SUBSIDIOS ADICIONALES SELECCIONADOS (SI)</w:t>
+            </w:r>
+          </w:p>
+        </w:tc>
+        <w:tc>
+          <w:tcPr>
+            <w:tcW w:w="2410" w:type="dxa"/>
+          </w:tcPr>
+          <w:p>
+            <w:pPr>
+              <w:rPr>
+                <w:rFonts w:cstheme="minorHAnsi"/>
+                <w:b/>
+                <w:sz w:val="20"/>
+                <w:szCs w:val="20"/>
+              </w:rPr>
+            </w:pPr>
+          </w:p>
+        </w:tc>
+      </w:tr>
+      <w:tr>
+        <w:trPr>
+          <w:trHeight w:val="130"/>
+        </w:trPr>
+        <w:tc>
+          <w:tcPr>
+            <w:tcW w:w="3970" w:type="dxa"/>
+          </w:tcPr>
+          <w:p>
+            <w:pPr>
+              <w:rPr>
+                <w:rFonts w:cstheme="minorHAnsi"/>
+                <w:b/>
+                <w:sz w:val="20"/>
+                <w:szCs w:val="20"/>
+              </w:rPr>
+            </w:pPr>
+            <w:r>
+              <w:rPr>
+                <w:rFonts w:ascii="Calibri" w:eastAsia="Times New Roman" w:hAnsi="Calibri" w:cs="Calibri"/>
+                <w:color w:val="000000"/>
+                <w:sz w:val="20"/>
+                <w:szCs w:val="20"/>
+                <w:lang w:eastAsia="es-CL"/>
+              </w:rPr>
+              <w:t>Eficiencia energética</w:t>
+            </w:r>
+            <w:r>
+              <w:rPr>
+                <w:rFonts w:ascii="Calibri" w:eastAsia="Times New Roman" w:hAnsi="Calibri" w:cs="Calibri"/>
+                <w:color w:val="000000"/>
+                <w:sz w:val="20"/>
+                <w:szCs w:val="20"/>
+                <w:lang w:eastAsia="es-CL"/>
+              </w:rPr>
+              <w:t xml:space="preserve">                             </w:t>
+            </w:r>
+          </w:p>
+        </w:tc>
+        <w:tc>
+          <w:tcPr>
+            <w:tcW w:w="2410" w:type="dxa"/>
+          </w:tcPr>
+          <w:p>
+            <w:pPr>
+              <w:rPr>
+                <w:rFonts w:cstheme="minorHAnsi"/>
+                <w:b/>
+                <w:sz w:val="24"/>
+                <w:szCs w:val="24"/>
+              </w:rPr>
+            </w:pPr>
+            <w:r>
+              <w:rPr>
+                <w:rFonts w:ascii="Calibri" w:eastAsia="Times New Roman" w:hAnsi="Calibri" w:cs="Calibri"/>
+                <w:color w:val="000000"/>
+                <w:sz w:val="24"/>
+                <w:szCs w:val="24"/>
+                <w:lang w:eastAsia="es-CL"/>
+              </w:rPr>
+              <w:t>[[EFICIENCIA_ENERGETICA]]</w:t>
+            </w:r>
+          </w:p>
+        </w:tc>
+      </w:tr>
+      <w:tr>
+        <w:trPr>
+          <w:trHeight w:val="130"/>
+        </w:trPr>
+        <w:tc>
+          <w:tcPr>
+            <w:tcW w:w="3970" w:type="dxa"/>
+          </w:tcPr>
+          <w:p>
+            <w:pPr>
+              <w:rPr>
+                <w:rFonts w:cstheme="minorHAnsi"/>
+                <w:b/>
+                <w:sz w:val="20"/>
+                <w:szCs w:val="20"/>
+              </w:rPr>
+            </w:pPr>
+            <w:r>
+              <w:rPr>
+                <w:rFonts w:ascii="Calibri" w:eastAsia="Times New Roman" w:hAnsi="Calibri" w:cs="Calibri"/>
+                <w:color w:val="000000"/>
+                <w:sz w:val="20"/>
+                <w:szCs w:val="20"/>
+                <w:lang w:eastAsia="es-CL"/>
+              </w:rPr>
+              <w:t>Acondicionamiento térmico</w:t>
+            </w:r>
+            <w:r>
+              <w:rPr>
+                <w:rFonts w:ascii="Calibri" w:eastAsia="Times New Roman" w:hAnsi="Calibri" w:cs="Calibri"/>
+                <w:color w:val="000000"/>
+                <w:sz w:val="20"/>
+                <w:szCs w:val="20"/>
+                <w:lang w:eastAsia="es-CL"/>
+              </w:rPr>
+              <w:t xml:space="preserve">                </w:t>
+            </w:r>
+          </w:p>
+        </w:tc>
+        <w:tc>
+          <w:tcPr>
+            <w:tcW w:w="2410" w:type="dxa"/>
+          </w:tcPr>
+          <w:p>
+            <w:pPr>
+              <w:rPr>
+                <w:rFonts w:cstheme="minorHAnsi"/>
+                <w:b/>
+                <w:sz w:val="24"/>
+                <w:szCs w:val="24"/>
+              </w:rPr>
+            </w:pPr>
+            <w:r>
+              <w:rPr>
+                <w:rFonts w:ascii="Calibri" w:eastAsia="Times New Roman" w:hAnsi="Calibri" w:cs="Calibri"/>
+                <w:color w:val="000000"/>
+                <w:sz w:val="24"/>
+                <w:szCs w:val="24"/>
+                <w:lang w:eastAsia="es-CL"/>
+              </w:rPr>
+              <w:t>[[ACONDICIONAMIENTO]]</w:t>
+            </w:r>
           </w:p>
         </w:tc>
       </w:tr>
@@ -2068,7 +3188,36 @@
                 <w:sz w:val="20"/>
                 <w:szCs w:val="20"/>
               </w:rPr>
-              <w:t>. INCREMENTOS SELECCIONADOS (SI)</w:t>
+              <w:t>II</w:t>
+            </w:r>
+            <w:r>
+              <w:rPr>
+                <w:rFonts w:cstheme="minorHAnsi"/>
+                <w:b/>
+                <w:sz w:val="20"/>
+                <w:szCs w:val="20"/>
+              </w:rPr>
+              <w:t xml:space="preserve">. </w:t>
+            </w:r>
+            <w:proofErr w:type="gramStart"/>
+            <w:r>
+              <w:rPr>
+                <w:rFonts w:cstheme="minorHAnsi"/>
+                <w:b/>
+                <w:sz w:val="20"/>
+                <w:szCs w:val="20"/>
+              </w:rPr>
+              <w:t>LINK</w:t>
+            </w:r>
+            <w:proofErr w:type="gramEnd"/>
+            <w:r>
+              <w:rPr>
+                <w:rFonts w:cstheme="minorHAnsi"/>
+                <w:b/>
+                <w:sz w:val="20"/>
+                <w:szCs w:val="20"/>
+              </w:rPr>
+              <w:t xml:space="preserve"> FOTOGRAFÍAS</w:t>
             </w:r>
           </w:p>
         </w:tc>
@@ -2081,565 +3230,49 @@
           <w:tcPr>
             <w:tcW w:w="9782" w:type="dxa"/>
             <w:noWrap/>
-            <w:hideMark/>
-          </w:tcPr>
-          <w:p>
-            <w:pPr>
-              <w:rPr>
-                <w:rFonts w:ascii="Calibri" w:eastAsia="Times New Roman" w:hAnsi="Calibri" w:cs="Calibri"/>
-                <w:color w:val="000000"/>
-                <w:sz w:val="20"/>
-                <w:szCs w:val="20"/>
-                <w:lang w:eastAsia="es-CL"/>
-              </w:rPr>
-            </w:pPr>
-            <w:r>
-              <w:rPr>
-                <w:rFonts w:ascii="Calibri" w:eastAsia="Times New Roman" w:hAnsi="Calibri" w:cs="Calibri"/>
-                <w:color w:val="000000"/>
-                <w:sz w:val="20"/>
-                <w:szCs w:val="20"/>
-                <w:lang w:eastAsia="es-CL"/>
-              </w:rPr>
-              <w:t>Plagas</w:t>
-            </w:r>
-          </w:p>
-        </w:tc>
-      </w:tr>
-      <w:tr>
-        <w:trPr>
-          <w:trHeight w:val="300"/>
-        </w:trPr>
-        <w:tc>
-          <w:tcPr>
-            <w:tcW w:w="9782" w:type="dxa"/>
-            <w:noWrap/>
-            <w:hideMark/>
-          </w:tcPr>
-          <w:p>
-            <w:pPr>
-              <w:rPr>
-                <w:rFonts w:ascii="Calibri" w:eastAsia="Times New Roman" w:hAnsi="Calibri" w:cs="Calibri"/>
-                <w:color w:val="000000"/>
-                <w:sz w:val="20"/>
-                <w:szCs w:val="20"/>
-                <w:lang w:eastAsia="es-CL"/>
-              </w:rPr>
-            </w:pPr>
-            <w:r>
-              <w:rPr>
-                <w:rFonts w:ascii="Calibri" w:eastAsia="Times New Roman" w:hAnsi="Calibri" w:cs="Calibri"/>
-                <w:color w:val="000000"/>
-                <w:sz w:val="20"/>
-                <w:szCs w:val="20"/>
-                <w:lang w:eastAsia="es-CL"/>
-              </w:rPr>
-              <w:t>Asbesto cemento cubierta</w:t>
-            </w:r>
-          </w:p>
-        </w:tc>
-      </w:tr>
-      <w:tr>
-        <w:trPr>
-          <w:trHeight w:val="300"/>
-        </w:trPr>
-        <w:tc>
-          <w:tcPr>
-            <w:tcW w:w="9782" w:type="dxa"/>
-            <w:noWrap/>
-            <w:hideMark/>
-          </w:tcPr>
-          <w:p>
-            <w:pPr>
-              <w:rPr>
-                <w:rFonts w:ascii="Calibri" w:eastAsia="Times New Roman" w:hAnsi="Calibri" w:cs="Calibri"/>
-                <w:color w:val="000000"/>
-                <w:sz w:val="20"/>
-                <w:szCs w:val="20"/>
-                <w:lang w:eastAsia="es-CL"/>
-              </w:rPr>
-            </w:pPr>
-            <w:r>
-              <w:rPr>
-                <w:rFonts w:ascii="Calibri" w:eastAsia="Times New Roman" w:hAnsi="Calibri" w:cs="Calibri"/>
-                <w:color w:val="000000"/>
-                <w:sz w:val="20"/>
-                <w:szCs w:val="20"/>
-                <w:lang w:eastAsia="es-CL"/>
-              </w:rPr>
-              <w:t>Asbesto cemento fachada</w:t>
-            </w:r>
-          </w:p>
-        </w:tc>
-      </w:tr>
-      <w:tr>
-        <w:trPr>
-          <w:trHeight w:val="300"/>
-        </w:trPr>
-        <w:tc>
-          <w:tcPr>
-            <w:tcW w:w="9782" w:type="dxa"/>
-            <w:noWrap/>
-            <w:hideMark/>
-          </w:tcPr>
-          <w:p>
-            <w:pPr>
-              <w:rPr>
-                <w:rFonts w:ascii="Calibri" w:eastAsia="Times New Roman" w:hAnsi="Calibri" w:cs="Calibri"/>
-                <w:color w:val="000000"/>
-                <w:sz w:val="20"/>
-                <w:szCs w:val="20"/>
-                <w:lang w:eastAsia="es-CL"/>
-              </w:rPr>
-            </w:pPr>
-            <w:r>
-              <w:rPr>
-                <w:rFonts w:ascii="Calibri" w:eastAsia="Times New Roman" w:hAnsi="Calibri" w:cs="Calibri"/>
-                <w:color w:val="000000"/>
-                <w:sz w:val="20"/>
-                <w:szCs w:val="20"/>
-                <w:lang w:eastAsia="es-CL"/>
-              </w:rPr>
-              <w:t xml:space="preserve">Asbesto cemento </w:t>
-            </w:r>
-            <w:proofErr w:type="spellStart"/>
-            <w:r>
-              <w:rPr>
-                <w:rFonts w:ascii="Calibri" w:eastAsia="Times New Roman" w:hAnsi="Calibri" w:cs="Calibri"/>
-                <w:color w:val="000000"/>
-                <w:sz w:val="20"/>
-                <w:szCs w:val="20"/>
-                <w:lang w:eastAsia="es-CL"/>
-              </w:rPr>
-              <w:t>loggia</w:t>
-            </w:r>
-            <w:proofErr w:type="spellEnd"/>
-          </w:p>
-        </w:tc>
-      </w:tr>
-      <w:tr>
-        <w:trPr>
-          <w:trHeight w:val="300"/>
-        </w:trPr>
-        <w:tc>
-          <w:tcPr>
-            <w:tcW w:w="9782" w:type="dxa"/>
-            <w:noWrap/>
-            <w:hideMark/>
-          </w:tcPr>
-          <w:p>
-            <w:pPr>
-              <w:rPr>
-                <w:rFonts w:ascii="Calibri" w:eastAsia="Times New Roman" w:hAnsi="Calibri" w:cs="Calibri"/>
-                <w:color w:val="000000"/>
-                <w:sz w:val="20"/>
-                <w:szCs w:val="20"/>
-                <w:lang w:eastAsia="es-CL"/>
-              </w:rPr>
-            </w:pPr>
-            <w:r>
-              <w:rPr>
-                <w:rFonts w:ascii="Calibri" w:eastAsia="Times New Roman" w:hAnsi="Calibri" w:cs="Calibri"/>
-                <w:color w:val="000000"/>
-                <w:sz w:val="20"/>
-                <w:szCs w:val="20"/>
-                <w:lang w:eastAsia="es-CL"/>
-              </w:rPr>
-              <w:t>Asbesto cemento redes Sanitarias</w:t>
-            </w:r>
-          </w:p>
-        </w:tc>
-      </w:tr>
-      <w:tr>
-        <w:trPr>
-          <w:trHeight w:val="300"/>
-        </w:trPr>
-        <w:tc>
-          <w:tcPr>
-            <w:tcW w:w="9782" w:type="dxa"/>
-            <w:noWrap/>
-            <w:hideMark/>
-          </w:tcPr>
-          <w:p>
-            <w:pPr>
-              <w:rPr>
-                <w:rFonts w:ascii="Calibri" w:eastAsia="Times New Roman" w:hAnsi="Calibri" w:cs="Calibri"/>
-                <w:color w:val="000000"/>
-                <w:sz w:val="20"/>
-                <w:szCs w:val="20"/>
-                <w:lang w:eastAsia="es-CL"/>
-              </w:rPr>
-            </w:pPr>
-            <w:r>
-              <w:rPr>
-                <w:rFonts w:ascii="Calibri" w:eastAsia="Times New Roman" w:hAnsi="Calibri" w:cs="Calibri"/>
-                <w:color w:val="000000"/>
-                <w:sz w:val="20"/>
-                <w:szCs w:val="20"/>
-                <w:lang w:eastAsia="es-CL"/>
-              </w:rPr>
-              <w:t xml:space="preserve">Riesgo con Grave Deterioro Redes </w:t>
-            </w:r>
-          </w:p>
-        </w:tc>
-      </w:tr>
-      <w:tr>
-        <w:trPr>
-          <w:trHeight w:val="300"/>
-        </w:trPr>
-        <w:tc>
-          <w:tcPr>
-            <w:tcW w:w="9782" w:type="dxa"/>
-            <w:noWrap/>
-            <w:hideMark/>
-          </w:tcPr>
-          <w:p>
-            <w:pPr>
-              <w:rPr>
-                <w:rFonts w:ascii="Calibri" w:eastAsia="Times New Roman" w:hAnsi="Calibri" w:cs="Calibri"/>
-                <w:color w:val="000000"/>
-                <w:sz w:val="20"/>
-                <w:szCs w:val="20"/>
-                <w:lang w:eastAsia="es-CL"/>
-              </w:rPr>
-            </w:pPr>
-            <w:r>
-              <w:rPr>
-                <w:rFonts w:ascii="Calibri" w:eastAsia="Times New Roman" w:hAnsi="Calibri" w:cs="Calibri"/>
-                <w:color w:val="000000"/>
-                <w:sz w:val="20"/>
-                <w:szCs w:val="20"/>
-                <w:lang w:eastAsia="es-CL"/>
-              </w:rPr>
-              <w:t>Riesgo con Grave Deterioro Estructuras</w:t>
-            </w:r>
-          </w:p>
-        </w:tc>
-      </w:tr>
-      <w:tr>
-        <w:trPr>
-          <w:trHeight w:val="300"/>
-        </w:trPr>
-        <w:tc>
-          <w:tcPr>
-            <w:tcW w:w="9782" w:type="dxa"/>
-            <w:noWrap/>
-            <w:hideMark/>
-          </w:tcPr>
-          <w:p>
-            <w:pPr>
-              <w:rPr>
-                <w:rFonts w:ascii="Calibri" w:eastAsia="Times New Roman" w:hAnsi="Calibri" w:cs="Calibri"/>
-                <w:color w:val="000000"/>
-                <w:sz w:val="20"/>
-                <w:szCs w:val="20"/>
-                <w:lang w:eastAsia="es-CL"/>
-              </w:rPr>
-            </w:pPr>
-            <w:r>
-              <w:rPr>
-                <w:rFonts w:ascii="Calibri" w:eastAsia="Times New Roman" w:hAnsi="Calibri" w:cs="Calibri"/>
-                <w:color w:val="000000"/>
-                <w:sz w:val="20"/>
-                <w:szCs w:val="20"/>
-                <w:lang w:eastAsia="es-CL"/>
-              </w:rPr>
-              <w:lastRenderedPageBreak/>
-              <w:t>Riesgo con Grave Deterioro Estructuras Escaleras</w:t>
-            </w:r>
-          </w:p>
-        </w:tc>
-      </w:tr>
-      <w:tr>
-        <w:trPr>
-          <w:trHeight w:val="300"/>
-        </w:trPr>
-        <w:tc>
-          <w:tcPr>
-            <w:tcW w:w="9782" w:type="dxa"/>
-            <w:noWrap/>
-            <w:hideMark/>
-          </w:tcPr>
-          <w:p>
-            <w:pPr>
-              <w:rPr>
-                <w:rFonts w:ascii="Calibri" w:eastAsia="Times New Roman" w:hAnsi="Calibri" w:cs="Calibri"/>
-                <w:color w:val="000000"/>
-                <w:sz w:val="20"/>
-                <w:szCs w:val="20"/>
-                <w:lang w:eastAsia="es-CL"/>
-              </w:rPr>
-            </w:pPr>
-            <w:r>
-              <w:rPr>
-                <w:rFonts w:ascii="Calibri" w:eastAsia="Times New Roman" w:hAnsi="Calibri" w:cs="Calibri"/>
-                <w:color w:val="000000"/>
-                <w:sz w:val="20"/>
-                <w:szCs w:val="20"/>
-                <w:lang w:eastAsia="es-CL"/>
-              </w:rPr>
-              <w:t>Riesgo con Grave Deterioro Estructuras techumbre</w:t>
-            </w:r>
-          </w:p>
-        </w:tc>
-      </w:tr>
-      <w:tr>
-        <w:trPr>
-          <w:trHeight w:val="300"/>
-        </w:trPr>
-        <w:tc>
-          <w:tcPr>
-            <w:tcW w:w="9782" w:type="dxa"/>
-            <w:noWrap/>
-            <w:hideMark/>
-          </w:tcPr>
-          <w:p>
-            <w:pPr>
-              <w:rPr>
-                <w:rFonts w:ascii="Calibri" w:eastAsia="Times New Roman" w:hAnsi="Calibri" w:cs="Calibri"/>
-                <w:color w:val="000000"/>
-                <w:sz w:val="20"/>
-                <w:szCs w:val="20"/>
-                <w:lang w:eastAsia="es-CL"/>
-              </w:rPr>
-            </w:pPr>
-            <w:r>
-              <w:rPr>
-                <w:rFonts w:ascii="Calibri" w:eastAsia="Times New Roman" w:hAnsi="Calibri" w:cs="Calibri"/>
-                <w:color w:val="000000"/>
-                <w:sz w:val="20"/>
-                <w:szCs w:val="20"/>
-                <w:lang w:eastAsia="es-CL"/>
-              </w:rPr>
-              <w:t>Regularización</w:t>
-            </w:r>
-          </w:p>
-        </w:tc>
-      </w:tr>
-    </w:tbl>
-    <w:p>
-      <w:pPr>
-        <w:rPr>
-          <w:rFonts w:cstheme="minorHAnsi"/>
-          <w:sz w:val="20"/>
-          <w:szCs w:val="20"/>
-        </w:rPr>
-      </w:pPr>
-    </w:p>
-    <w:tbl>
-      <w:tblPr>
-        <w:tblStyle w:val="Tablaconcuadrcula"/>
-        <w:tblW w:w="9782" w:type="dxa"/>
-        <w:tblInd w:w="-431" w:type="dxa"/>
-        <w:tblLook w:val="04A0" w:firstRow="1" w:lastRow="0" w:firstColumn="1" w:lastColumn="0" w:noHBand="0" w:noVBand="1"/>
-        <w:tblDescription w:val="Lista de atributos y valores"/>
-      </w:tblPr>
-      <w:tblGrid>
-        <w:gridCol w:w="9782"/>
-      </w:tblGrid>
-      <w:tr>
-        <w:trPr>
-          <w:trHeight w:val="389"/>
-        </w:trPr>
-        <w:tc>
-          <w:tcPr>
-            <w:tcW w:w="9782" w:type="dxa"/>
-          </w:tcPr>
-          <w:p>
-            <w:pPr>
-              <w:rPr>
-                <w:rFonts w:cstheme="minorHAnsi"/>
-                <w:b/>
-                <w:sz w:val="20"/>
-                <w:szCs w:val="20"/>
-              </w:rPr>
-            </w:pPr>
-            <w:r>
-              <w:rPr>
-                <w:rFonts w:cstheme="minorHAnsi"/>
-                <w:b/>
-                <w:sz w:val="20"/>
-                <w:szCs w:val="20"/>
-              </w:rPr>
-              <w:t>V</w:t>
-            </w:r>
-            <w:r>
-              <w:rPr>
-                <w:rFonts w:cstheme="minorHAnsi"/>
-                <w:b/>
-                <w:sz w:val="20"/>
-                <w:szCs w:val="20"/>
-              </w:rPr>
-              <w:t>I. SUBSIDIOS ADICIONALES SELECCIONADOS (SI)</w:t>
-            </w:r>
-          </w:p>
-        </w:tc>
-      </w:tr>
-      <w:tr>
-        <w:trPr>
-          <w:trHeight w:val="300"/>
-        </w:trPr>
-        <w:tc>
-          <w:tcPr>
-            <w:tcW w:w="9782" w:type="dxa"/>
-            <w:noWrap/>
-            <w:hideMark/>
-          </w:tcPr>
-          <w:p>
-            <w:pPr>
-              <w:rPr>
-                <w:rFonts w:ascii="Calibri" w:eastAsia="Times New Roman" w:hAnsi="Calibri" w:cs="Calibri"/>
-                <w:color w:val="000000"/>
-                <w:sz w:val="20"/>
-                <w:szCs w:val="20"/>
-                <w:lang w:eastAsia="es-CL"/>
-              </w:rPr>
-            </w:pPr>
-            <w:r>
-              <w:rPr>
-                <w:rFonts w:ascii="Calibri" w:eastAsia="Times New Roman" w:hAnsi="Calibri" w:cs="Calibri"/>
-                <w:color w:val="000000"/>
-                <w:sz w:val="20"/>
-                <w:szCs w:val="20"/>
-                <w:lang w:eastAsia="es-CL"/>
-              </w:rPr>
-              <w:t>Eficiencia energética</w:t>
-            </w:r>
-          </w:p>
-        </w:tc>
-      </w:tr>
-      <w:tr>
-        <w:trPr>
-          <w:trHeight w:val="300"/>
-        </w:trPr>
-        <w:tc>
-          <w:tcPr>
-            <w:tcW w:w="9782" w:type="dxa"/>
-            <w:noWrap/>
-            <w:hideMark/>
-          </w:tcPr>
-          <w:p>
-            <w:pPr>
-              <w:rPr>
-                <w:rFonts w:ascii="Calibri" w:eastAsia="Times New Roman" w:hAnsi="Calibri" w:cs="Calibri"/>
-                <w:color w:val="000000"/>
-                <w:sz w:val="20"/>
-                <w:szCs w:val="20"/>
-                <w:lang w:eastAsia="es-CL"/>
-              </w:rPr>
-            </w:pPr>
-            <w:r>
-              <w:rPr>
-                <w:rFonts w:ascii="Calibri" w:eastAsia="Times New Roman" w:hAnsi="Calibri" w:cs="Calibri"/>
-                <w:color w:val="000000"/>
-                <w:sz w:val="20"/>
-                <w:szCs w:val="20"/>
-                <w:lang w:eastAsia="es-CL"/>
-              </w:rPr>
-              <w:t>Acondicionamiento térmico</w:t>
-            </w:r>
-          </w:p>
-        </w:tc>
-      </w:tr>
-    </w:tbl>
-    <w:p>
-      <w:pPr>
-        <w:rPr>
-          <w:rFonts w:cstheme="minorHAnsi"/>
-          <w:sz w:val="20"/>
-          <w:szCs w:val="20"/>
-        </w:rPr>
-      </w:pPr>
-    </w:p>
-    <w:tbl>
-      <w:tblPr>
-        <w:tblStyle w:val="Tablaconcuadrcula"/>
-        <w:tblW w:w="9782" w:type="dxa"/>
-        <w:tblInd w:w="-431" w:type="dxa"/>
-        <w:tblLook w:val="04A0" w:firstRow="1" w:lastRow="0" w:firstColumn="1" w:lastColumn="0" w:noHBand="0" w:noVBand="1"/>
-        <w:tblDescription w:val="Lista de atributos y valores"/>
-      </w:tblPr>
-      <w:tblGrid>
-        <w:gridCol w:w="9782"/>
-      </w:tblGrid>
-      <w:tr>
-        <w:trPr>
-          <w:trHeight w:val="389"/>
-        </w:trPr>
-        <w:tc>
-          <w:tcPr>
-            <w:tcW w:w="9782" w:type="dxa"/>
-          </w:tcPr>
-          <w:p>
-            <w:pPr>
-              <w:rPr>
-                <w:rFonts w:cstheme="minorHAnsi"/>
-                <w:b/>
-                <w:sz w:val="20"/>
-                <w:szCs w:val="20"/>
-              </w:rPr>
-            </w:pPr>
-            <w:r>
-              <w:rPr>
-                <w:rFonts w:cstheme="minorHAnsi"/>
-                <w:b/>
-                <w:sz w:val="20"/>
-                <w:szCs w:val="20"/>
-              </w:rPr>
-              <w:t>V</w:t>
-            </w:r>
-            <w:r>
-              <w:rPr>
-                <w:rFonts w:cstheme="minorHAnsi"/>
-                <w:b/>
-                <w:sz w:val="20"/>
-                <w:szCs w:val="20"/>
-              </w:rPr>
-              <w:t>II</w:t>
-            </w:r>
-            <w:r>
-              <w:rPr>
-                <w:rFonts w:cstheme="minorHAnsi"/>
-                <w:b/>
-                <w:sz w:val="20"/>
-                <w:szCs w:val="20"/>
-              </w:rPr>
-              <w:t>. LINK FOTOGRAFÍAS</w:t>
-            </w:r>
-          </w:p>
-        </w:tc>
-      </w:tr>
-      <w:tr>
-        <w:trPr>
-          <w:trHeight w:val="300"/>
-        </w:trPr>
-        <w:tc>
-          <w:tcPr>
-            <w:tcW w:w="9782" w:type="dxa"/>
-            <w:noWrap/>
-          </w:tcPr>
-          <w:p>
-            <w:pPr>
-              <w:rPr>
-                <w:rFonts w:ascii="Calibri" w:eastAsia="Times New Roman" w:hAnsi="Calibri" w:cs="Calibri"/>
-                <w:color w:val="000000"/>
-                <w:sz w:val="20"/>
-                <w:szCs w:val="20"/>
-                <w:lang w:eastAsia="es-CL"/>
-              </w:rPr>
-            </w:pPr>
-            <w:hyperlink r:id="rId8" w:history="1">
-              <w:r>
-                <w:rPr>
-                  <w:rStyle w:val="Hipervnculo"/>
-                  <w:rFonts w:ascii="Calibri" w:eastAsia="Times New Roman" w:hAnsi="Calibri" w:cs="Calibri"/>
-                  <w:sz w:val="20"/>
-                  <w:szCs w:val="20"/>
-                  <w:lang w:eastAsia="es-CL"/>
-                </w:rPr>
-                <w:t>https://drive.google.com/</w:t>
-              </w:r>
-            </w:hyperlink>
+          </w:tcPr>
+          <w:p>
+            <w:pPr>
+              <w:rPr>
+                <w:rFonts w:ascii="Calibri" w:eastAsia="Times New Roman" w:hAnsi="Calibri" w:cs="Calibri"/>
+                <w:color w:val="000000"/>
+                <w:sz w:val="20"/>
+                <w:szCs w:val="20"/>
+                <w:lang w:eastAsia="es-CL"/>
+              </w:rPr>
+            </w:pPr>
+            <w:r>
+              <w:rPr>
+                <w:rFonts w:ascii="Calibri" w:eastAsia="Times New Roman" w:hAnsi="Calibri" w:cs="Calibri"/>
+                <w:color w:val="000000"/>
+                <w:sz w:val="20"/>
+                <w:szCs w:val="20"/>
+                <w:lang w:eastAsia="es-CL"/>
+              </w:rPr>
+              <w:t>[[</w:t>
+            </w:r>
+            <w:proofErr w:type="gramStart"/>
+            <w:r>
+              <w:rPr>
+                <w:rFonts w:ascii="Calibri" w:eastAsia="Times New Roman" w:hAnsi="Calibri" w:cs="Calibri"/>
+                <w:color w:val="000000"/>
+                <w:sz w:val="20"/>
+                <w:szCs w:val="20"/>
+                <w:lang w:eastAsia="es-CL"/>
+              </w:rPr>
+              <w:t>LINK</w:t>
+            </w:r>
+            <w:proofErr w:type="gramEnd"/>
+            <w:r>
+              <w:rPr>
+                <w:rFonts w:ascii="Calibri" w:eastAsia="Times New Roman" w:hAnsi="Calibri" w:cs="Calibri"/>
+                <w:color w:val="000000"/>
+                <w:sz w:val="20"/>
+                <w:szCs w:val="20"/>
+                <w:lang w:eastAsia="es-CL"/>
+              </w:rPr>
+              <w:t>_FOTOGRAFIA]]</w:t>
+            </w:r>
             <w:r>
               <w:rPr>
                 <w:rFonts w:ascii="Calibri" w:eastAsia="Times New Roman" w:hAnsi="Calibri" w:cs="Calibri"/>
@@ -2664,7 +3297,7 @@
       </w:pPr>
     </w:p>
     <w:sectPr>
-      <w:headerReference w:type="default" r:id="rId9"/>
+      <w:headerReference w:type="default" r:id="rId8"/>
       <w:pgSz w:w="12240" w:h="15840"/>
       <w:pgMar w:top="2242" w:right="1701" w:bottom="1417" w:left="1701" w:header="1135" w:footer="708" w:gutter="0"/>
       <w:cols w:space="708"/>
